--- a/АБК/Том СКС АБК/АОСР 1-СКС-АБК.docx
+++ b/АБК/Том СКС АБК/АОСР 1-СКС-АБК.docx
@@ -3667,7 +3667,7 @@
                 <w:i/>
                 <w:iCs/>
               </w:rPr>
-              <w:t xml:space="preserve">Исполнительная схема 16/1/26-ИД-АБК, лист 5.</w:t>
+              <w:t xml:space="preserve">Исполнительная схема 16/1/26-СКС-ИД-АБК, лист 2.</w:t>
             </w:r>
           </w:p>
         </w:tc>
@@ -4700,7 +4700,7 @@
                 <w:i/>
                 <w:iCs/>
               </w:rPr>
-              <w:t xml:space="preserve">Проходки по ИД, лист 5, в осях 1–2/А–Б: в перекрытии (отм. +3,000) — 25 шт. Толщина конструкций 150 мм. Герметизация внутри гильз выполнена после прокладки кабельных линий (акт № 3-СКС-АБК).</w:t>
+              <w:t xml:space="preserve">Проходки по ИД 16/1/26-СКС-ИД-АБК, лист 2, в осях 1–2/А–Б: в перекрытии (отм. +3,000) — 25 шт. Толщина конструкций 150 мм. Герметизация внутри гильз выполнена после прокладки кабельных линий (акт № 3-СКС-АБК).</w:t>
             </w:r>
           </w:p>
         </w:tc>
@@ -5046,7 +5046,7 @@
                 <w:i/>
                 <w:iCs/>
               </w:rPr>
-              <w:t xml:space="preserve">Исполнительная схема 16/1/26-ИД-АБК, лист 5.</w:t>
+              <w:t xml:space="preserve">Исполнительная схема 16/1/26-СКС-ИД-АБК, лист 2.</w:t>
             </w:r>
           </w:p>
         </w:tc>
